--- a/eng/docx/15.content.docx
+++ b/eng/docx/15.content.docx
@@ -136,13 +136,6 @@
         <w:rPr>
           <w:lang w:val="en_US" w:bidi="en_US"/>
         </w:rPr>
-      </w:r>
-      <w:r>
-        <w:rPr>
-          <w:i/>
-          <w:lang w:val="en_US" w:bidi="en_US"/>
-        </w:rPr>
-        <w:t>Ezra 1:2, Ezra 1:4, Ezra 1:7, Ezra 1:11, Ezra 2:1, Ezra 2:62, Ezra 2:63, Ezra 2:70, Ezra 3:2, Ezra 3:3, Ezra 3:7, Ezra 3:8, Ezra 3:11, Ezra 3:12, Ezra 4:1, Ezra 4:2, Ezra 4:4–5, Ezra 4:5, Ezra 4:6, Ezra 4:12, Ezra 4:19, Ezra 4:24, Ezra 5:1, Ezra 5:2, Ezra 5:5, Ezra 5:8, Ezra 5:12, Ezra 5:14, Ezra 5:15, Ezra 5:17, Ezra 6:1, Ezra 6:2, Ezra 6:3, Ezra 6:4, Ezra 6:5, Ezra 6:7, Ezra 6:10, Ezra 6:11, Ezra 6:14, Ezra 6:15, Ezra 6:20, Ezra 6:22, Ezra 7:6, Ezra 7:9, Ezra 7:13, Ezra 7:14, Ezra 7:16, Ezra 7:20, Ezra 7:23, Ezra 7:26, Ezra 7:28, Ezra 8:15, Ezra 8:17, Ezra 8:18, Ezra 8:22, Ezra 8:29, Ezra 8:31, Ezra 8:36, Ezra 9:2, Ezra 9:3, Ezra 9:6, Ezra 9:9, Ezra 9:12, Ezra 9:13, Ezra 10:1, Ezra 10:3, Ezra 10:6, Ezra 10:8, Ezra 10:9, Ezra 10:13, Ezra 10:17, Ezra 10:19</w:t>
       </w:r>
       <w:r>
         <w:rPr>

--- a/eng/docx/15.content.docx
+++ b/eng/docx/15.content.docx
@@ -123,19 +123,6 @@
           <w:lang w:val="en_US" w:bidi="en_US"/>
         </w:rPr>
         <w:t>EZR</w:t>
-      </w:r>
-      <w:r>
-        <w:rPr>
-          <w:lang w:val="en_US" w:bidi="en_US"/>
-        </w:rPr>
-      </w:r>
-    </w:p>
-    <w:p>
-      <w:pPr/>
-      <w:r>
-        <w:rPr>
-          <w:lang w:val="en_US" w:bidi="en_US"/>
-        </w:rPr>
       </w:r>
       <w:r>
         <w:rPr>

--- a/eng/docx/15.content.docx
+++ b/eng/docx/15.content.docx
@@ -19,7 +19,7 @@
         <w:rPr>
           <w:lang w:val="en_US" w:bidi="en_US"/>
         </w:rPr>
-        <w:t>Resource: Translation Questions (unfoldingWord)</w:t>
+        <w:t>Resource: unfoldingWord® Translation Questions</w:t>
       </w:r>
       <w:r>
         <w:rPr>
@@ -85,7 +85,7 @@
         <w:rPr>
           <w:lang w:val="en_US" w:bidi="en_US"/>
         </w:rPr>
-        <w:t>Translation Questions (unfoldingWord)</w:t>
+        <w:t>unfoldingWord® Translation Questions</w:t>
       </w:r>
     </w:p>
     <w:p>

--- a/eng/docx/15.content.docx
+++ b/eng/docx/15.content.docx
@@ -185,7 +185,7 @@
         <w:rPr>
           <w:lang w:val="en_US" w:bidi="en_US"/>
         </w:rPr>
-        <w:t>Ezra 1:2</w:t>
+        <w:t>Ezra 1:2 (#1)</w:t>
       </w:r>
       <w:r>
         <w:rPr>
@@ -248,7 +248,7 @@
         <w:rPr>
           <w:lang w:val="en_US" w:bidi="en_US"/>
         </w:rPr>
-        <w:t>Ezra 1:4</w:t>
+        <w:t>Ezra 1:4 (#1)</w:t>
       </w:r>
       <w:r>
         <w:rPr>
@@ -311,7 +311,7 @@
         <w:rPr>
           <w:lang w:val="en_US" w:bidi="en_US"/>
         </w:rPr>
-        <w:t>Ezra 1:7</w:t>
+        <w:t>Ezra 1:7 (#1)</w:t>
       </w:r>
       <w:r>
         <w:rPr>
@@ -374,7 +374,7 @@
         <w:rPr>
           <w:lang w:val="en_US" w:bidi="en_US"/>
         </w:rPr>
-        <w:t>Ezra 1:11</w:t>
+        <w:t>Ezra 1:11 (#1)</w:t>
       </w:r>
       <w:r>
         <w:rPr>
@@ -437,7 +437,7 @@
         <w:rPr>
           <w:lang w:val="en_US" w:bidi="en_US"/>
         </w:rPr>
-        <w:t>Ezra 2:1</w:t>
+        <w:t>Ezra 2:1 (#1)</w:t>
       </w:r>
       <w:r>
         <w:rPr>
@@ -500,7 +500,7 @@
         <w:rPr>
           <w:lang w:val="en_US" w:bidi="en_US"/>
         </w:rPr>
-        <w:t>Ezra 2:62</w:t>
+        <w:t>Ezra 2:62 (#1)</w:t>
       </w:r>
       <w:r>
         <w:rPr>
@@ -534,7 +534,7 @@
         <w:rPr>
           <w:lang w:val="en_US" w:bidi="en_US"/>
         </w:rPr>
-        <w:t>They were excluded from the priesthood because they could not find a record of their geneology.</w:t>
+        <w:t>They were excluded from the priesthood because they could not find a record of their genealogy.</w:t>
       </w:r>
       <w:r>
         <w:rPr>
@@ -563,7 +563,7 @@
         <w:rPr>
           <w:lang w:val="en_US" w:bidi="en_US"/>
         </w:rPr>
-        <w:t>Ezra 2:63</w:t>
+        <w:t>Ezra 2:63 (#1)</w:t>
       </w:r>
       <w:r>
         <w:rPr>
@@ -626,7 +626,7 @@
         <w:rPr>
           <w:lang w:val="en_US" w:bidi="en_US"/>
         </w:rPr>
-        <w:t>Ezra 2:70</w:t>
+        <w:t>Ezra 2:70 (#1)</w:t>
       </w:r>
       <w:r>
         <w:rPr>
@@ -689,7 +689,7 @@
         <w:rPr>
           <w:lang w:val="en_US" w:bidi="en_US"/>
         </w:rPr>
-        <w:t>Ezra 3:2</w:t>
+        <w:t>Ezra 3:2 (#1)</w:t>
       </w:r>
       <w:r>
         <w:rPr>
@@ -752,7 +752,7 @@
         <w:rPr>
           <w:lang w:val="en_US" w:bidi="en_US"/>
         </w:rPr>
-        <w:t>Ezra 3:3</w:t>
+        <w:t>Ezra 3:3 (#1)</w:t>
       </w:r>
       <w:r>
         <w:rPr>
@@ -815,7 +815,7 @@
         <w:rPr>
           <w:lang w:val="en_US" w:bidi="en_US"/>
         </w:rPr>
-        <w:t>Ezra 3:7</w:t>
+        <w:t>Ezra 3:7 (#1)</w:t>
       </w:r>
       <w:r>
         <w:rPr>
@@ -878,7 +878,7 @@
         <w:rPr>
           <w:lang w:val="en_US" w:bidi="en_US"/>
         </w:rPr>
-        <w:t>Ezra 3:8</w:t>
+        <w:t>Ezra 3:8 (#1)</w:t>
       </w:r>
       <w:r>
         <w:rPr>
@@ -941,7 +941,7 @@
         <w:rPr>
           <w:lang w:val="en_US" w:bidi="en_US"/>
         </w:rPr>
-        <w:t>Ezra 3:11</w:t>
+        <w:t>Ezra 3:11 (#1)</w:t>
       </w:r>
       <w:r>
         <w:rPr>
@@ -1004,7 +1004,7 @@
         <w:rPr>
           <w:lang w:val="en_US" w:bidi="en_US"/>
         </w:rPr>
-        <w:t>Ezra 3:12</w:t>
+        <w:t>Ezra 3:12 (#1)</w:t>
       </w:r>
       <w:r>
         <w:rPr>
@@ -1067,7 +1067,7 @@
         <w:rPr>
           <w:lang w:val="en_US" w:bidi="en_US"/>
         </w:rPr>
-        <w:t>Ezra 4:1</w:t>
+        <w:t>Ezra 4:1 (#1)</w:t>
       </w:r>
       <w:r>
         <w:rPr>
@@ -1130,7 +1130,7 @@
         <w:rPr>
           <w:lang w:val="en_US" w:bidi="en_US"/>
         </w:rPr>
-        <w:t>Ezra 4:2</w:t>
+        <w:t>Ezra 4:2 (#1)</w:t>
       </w:r>
       <w:r>
         <w:rPr>
@@ -1193,7 +1193,7 @@
         <w:rPr>
           <w:lang w:val="en_US" w:bidi="en_US"/>
         </w:rPr>
-        <w:t>Ezra 4:4–5</w:t>
+        <w:t>Ezra 4:4–5 (#1)</w:t>
       </w:r>
       <w:r>
         <w:rPr>
@@ -1256,7 +1256,7 @@
         <w:rPr>
           <w:lang w:val="en_US" w:bidi="en_US"/>
         </w:rPr>
-        <w:t>Ezra 4:5</w:t>
+        <w:t>Ezra 4:5 (#1)</w:t>
       </w:r>
       <w:r>
         <w:rPr>
@@ -1319,7 +1319,7 @@
         <w:rPr>
           <w:lang w:val="en_US" w:bidi="en_US"/>
         </w:rPr>
-        <w:t>Ezra 4:6</w:t>
+        <w:t>Ezra 4:6 (#1)</w:t>
       </w:r>
       <w:r>
         <w:rPr>
@@ -1382,7 +1382,7 @@
         <w:rPr>
           <w:lang w:val="en_US" w:bidi="en_US"/>
         </w:rPr>
-        <w:t>Ezra 4:12</w:t>
+        <w:t>Ezra 4:12 (#1)</w:t>
       </w:r>
       <w:r>
         <w:rPr>
@@ -1445,7 +1445,7 @@
         <w:rPr>
           <w:lang w:val="en_US" w:bidi="en_US"/>
         </w:rPr>
-        <w:t>Ezra 4:19</w:t>
+        <w:t>Ezra 4:19 (#1)</w:t>
       </w:r>
       <w:r>
         <w:rPr>
@@ -1508,7 +1508,7 @@
         <w:rPr>
           <w:lang w:val="en_US" w:bidi="en_US"/>
         </w:rPr>
-        <w:t>Ezra 4:24</w:t>
+        <w:t>Ezra 4:24 (#1)</w:t>
       </w:r>
       <w:r>
         <w:rPr>
@@ -1571,7 +1571,7 @@
         <w:rPr>
           <w:lang w:val="en_US" w:bidi="en_US"/>
         </w:rPr>
-        <w:t>Ezra 5:1</w:t>
+        <w:t>Ezra 5:1 (#1)</w:t>
       </w:r>
       <w:r>
         <w:rPr>
@@ -1634,7 +1634,7 @@
         <w:rPr>
           <w:lang w:val="en_US" w:bidi="en_US"/>
         </w:rPr>
-        <w:t>Ezra 5:2</w:t>
+        <w:t>Ezra 5:2 (#1)</w:t>
       </w:r>
       <w:r>
         <w:rPr>
@@ -1697,7 +1697,7 @@
         <w:rPr>
           <w:lang w:val="en_US" w:bidi="en_US"/>
         </w:rPr>
-        <w:t>Ezra 5:5</w:t>
+        <w:t>Ezra 5:5 (#1)</w:t>
       </w:r>
       <w:r>
         <w:rPr>
@@ -1760,7 +1760,7 @@
         <w:rPr>
           <w:lang w:val="en_US" w:bidi="en_US"/>
         </w:rPr>
-        <w:t>Ezra 5:8</w:t>
+        <w:t>Ezra 5:8 (#1)</w:t>
       </w:r>
       <w:r>
         <w:rPr>
@@ -1823,7 +1823,7 @@
         <w:rPr>
           <w:lang w:val="en_US" w:bidi="en_US"/>
         </w:rPr>
-        <w:t>Ezra 5:12</w:t>
+        <w:t>Ezra 5:12 (#1)</w:t>
       </w:r>
       <w:r>
         <w:rPr>
@@ -1886,7 +1886,7 @@
         <w:rPr>
           <w:lang w:val="en_US" w:bidi="en_US"/>
         </w:rPr>
-        <w:t>Ezra 5:14</w:t>
+        <w:t>Ezra 5:14 (#1)</w:t>
       </w:r>
       <w:r>
         <w:rPr>
@@ -1949,7 +1949,7 @@
         <w:rPr>
           <w:lang w:val="en_US" w:bidi="en_US"/>
         </w:rPr>
-        <w:t>Ezra 5:15</w:t>
+        <w:t>Ezra 5:15 (#1)</w:t>
       </w:r>
       <w:r>
         <w:rPr>
@@ -2012,7 +2012,7 @@
         <w:rPr>
           <w:lang w:val="en_US" w:bidi="en_US"/>
         </w:rPr>
-        <w:t>Ezra 5:17</w:t>
+        <w:t>Ezra 5:17 (#1)</w:t>
       </w:r>
       <w:r>
         <w:rPr>
@@ -2075,7 +2075,7 @@
         <w:rPr>
           <w:lang w:val="en_US" w:bidi="en_US"/>
         </w:rPr>
-        <w:t>Ezra 6:1</w:t>
+        <w:t>Ezra 6:1 (#1)</w:t>
       </w:r>
       <w:r>
         <w:rPr>
@@ -2138,7 +2138,7 @@
         <w:rPr>
           <w:lang w:val="en_US" w:bidi="en_US"/>
         </w:rPr>
-        <w:t>Ezra 6:2</w:t>
+        <w:t>Ezra 6:2 (#1)</w:t>
       </w:r>
       <w:r>
         <w:rPr>
@@ -2201,7 +2201,7 @@
         <w:rPr>
           <w:lang w:val="en_US" w:bidi="en_US"/>
         </w:rPr>
-        <w:t>Ezra 6:3</w:t>
+        <w:t>Ezra 6:3 (#1)</w:t>
       </w:r>
       <w:r>
         <w:rPr>
@@ -2264,7 +2264,7 @@
         <w:rPr>
           <w:lang w:val="en_US" w:bidi="en_US"/>
         </w:rPr>
-        <w:t>Ezra 6:4</w:t>
+        <w:t>Ezra 6:4 (#1)</w:t>
       </w:r>
       <w:r>
         <w:rPr>
@@ -2327,7 +2327,7 @@
         <w:rPr>
           <w:lang w:val="en_US" w:bidi="en_US"/>
         </w:rPr>
-        <w:t>Ezra 6:5</w:t>
+        <w:t>Ezra 6:5 (#1)</w:t>
       </w:r>
       <w:r>
         <w:rPr>
@@ -2390,7 +2390,7 @@
         <w:rPr>
           <w:lang w:val="en_US" w:bidi="en_US"/>
         </w:rPr>
-        <w:t>Ezra 6:7</w:t>
+        <w:t>Ezra 6:7 (#1)</w:t>
       </w:r>
       <w:r>
         <w:rPr>
@@ -2453,7 +2453,7 @@
         <w:rPr>
           <w:lang w:val="en_US" w:bidi="en_US"/>
         </w:rPr>
-        <w:t>Ezra 6:10</w:t>
+        <w:t>Ezra 6:10 (#1)</w:t>
       </w:r>
       <w:r>
         <w:rPr>
@@ -2516,7 +2516,7 @@
         <w:rPr>
           <w:lang w:val="en_US" w:bidi="en_US"/>
         </w:rPr>
-        <w:t>Ezra 6:11</w:t>
+        <w:t>Ezra 6:11 (#1)</w:t>
       </w:r>
       <w:r>
         <w:rPr>
@@ -2579,7 +2579,7 @@
         <w:rPr>
           <w:lang w:val="en_US" w:bidi="en_US"/>
         </w:rPr>
-        <w:t>Ezra 6:14</w:t>
+        <w:t>Ezra 6:14 (#1)</w:t>
       </w:r>
       <w:r>
         <w:rPr>
@@ -2642,7 +2642,7 @@
         <w:rPr>
           <w:lang w:val="en_US" w:bidi="en_US"/>
         </w:rPr>
-        <w:t>Ezra 6:15</w:t>
+        <w:t>Ezra 6:15 (#1)</w:t>
       </w:r>
       <w:r>
         <w:rPr>
@@ -2705,7 +2705,7 @@
         <w:rPr>
           <w:lang w:val="en_US" w:bidi="en_US"/>
         </w:rPr>
-        <w:t>Ezra 6:20</w:t>
+        <w:t>Ezra 6:20 (#1)</w:t>
       </w:r>
       <w:r>
         <w:rPr>
@@ -2768,7 +2768,7 @@
         <w:rPr>
           <w:lang w:val="en_US" w:bidi="en_US"/>
         </w:rPr>
-        <w:t>Ezra 6:22</w:t>
+        <w:t>Ezra 6:22 (#1)</w:t>
       </w:r>
       <w:r>
         <w:rPr>
@@ -2831,7 +2831,7 @@
         <w:rPr>
           <w:lang w:val="en_US" w:bidi="en_US"/>
         </w:rPr>
-        <w:t>Ezra 7:6</w:t>
+        <w:t>Ezra 7:6 (#1)</w:t>
       </w:r>
       <w:r>
         <w:rPr>
@@ -2894,7 +2894,7 @@
         <w:rPr>
           <w:lang w:val="en_US" w:bidi="en_US"/>
         </w:rPr>
-        <w:t>Ezra 7:9</w:t>
+        <w:t>Ezra 7:9 (#1)</w:t>
       </w:r>
       <w:r>
         <w:rPr>
@@ -2957,7 +2957,7 @@
         <w:rPr>
           <w:lang w:val="en_US" w:bidi="en_US"/>
         </w:rPr>
-        <w:t>Ezra 7:13</w:t>
+        <w:t>Ezra 7:13 (#1)</w:t>
       </w:r>
       <w:r>
         <w:rPr>
@@ -3020,7 +3020,7 @@
         <w:rPr>
           <w:lang w:val="en_US" w:bidi="en_US"/>
         </w:rPr>
-        <w:t>Ezra 7:14</w:t>
+        <w:t>Ezra 7:14 (#1)</w:t>
       </w:r>
       <w:r>
         <w:rPr>
@@ -3083,7 +3083,7 @@
         <w:rPr>
           <w:lang w:val="en_US" w:bidi="en_US"/>
         </w:rPr>
-        <w:t>Ezra 7:16</w:t>
+        <w:t>Ezra 7:16 (#1)</w:t>
       </w:r>
       <w:r>
         <w:rPr>
@@ -3146,7 +3146,7 @@
         <w:rPr>
           <w:lang w:val="en_US" w:bidi="en_US"/>
         </w:rPr>
-        <w:t>Ezra 7:20</w:t>
+        <w:t>Ezra 7:20 (#1)</w:t>
       </w:r>
       <w:r>
         <w:rPr>
@@ -3180,7 +3180,7 @@
         <w:rPr>
           <w:lang w:val="en_US" w:bidi="en_US"/>
         </w:rPr>
-        <w:t>King Artaxerxes decreed that the Jews should take anything else that they needed for the house of their God from Artaxerses’ treasury.</w:t>
+        <w:t>King Artaxerxes decreed that the Jews should take anything else that they needed for the house of their God from Artaxerxes’ treasury.</w:t>
       </w:r>
       <w:r>
         <w:rPr>
@@ -3209,7 +3209,7 @@
         <w:rPr>
           <w:lang w:val="en_US" w:bidi="en_US"/>
         </w:rPr>
-        <w:t>Ezra 7:23</w:t>
+        <w:t>Ezra 7:23 (#1)</w:t>
       </w:r>
       <w:r>
         <w:rPr>
@@ -3272,7 +3272,7 @@
         <w:rPr>
           <w:lang w:val="en_US" w:bidi="en_US"/>
         </w:rPr>
-        <w:t>Ezra 7:26</w:t>
+        <w:t>Ezra 7:26 (#1)</w:t>
       </w:r>
       <w:r>
         <w:rPr>
@@ -3335,7 +3335,7 @@
         <w:rPr>
           <w:lang w:val="en_US" w:bidi="en_US"/>
         </w:rPr>
-        <w:t>Ezra 7:28</w:t>
+        <w:t>Ezra 7:28 (#1)</w:t>
       </w:r>
       <w:r>
         <w:rPr>
@@ -3398,7 +3398,7 @@
         <w:rPr>
           <w:lang w:val="en_US" w:bidi="en_US"/>
         </w:rPr>
-        <w:t>Ezra 8:15</w:t>
+        <w:t>Ezra 8:15 (#1)</w:t>
       </w:r>
       <w:r>
         <w:rPr>
@@ -3461,7 +3461,7 @@
         <w:rPr>
           <w:lang w:val="en_US" w:bidi="en_US"/>
         </w:rPr>
-        <w:t>Ezra 8:17</w:t>
+        <w:t>Ezra 8:17 (#1)</w:t>
       </w:r>
       <w:r>
         <w:rPr>
@@ -3524,7 +3524,7 @@
         <w:rPr>
           <w:lang w:val="en_US" w:bidi="en_US"/>
         </w:rPr>
-        <w:t>Ezra 8:18</w:t>
+        <w:t>Ezra 8:18 (#1)</w:t>
       </w:r>
       <w:r>
         <w:rPr>
@@ -3587,7 +3587,7 @@
         <w:rPr>
           <w:lang w:val="en_US" w:bidi="en_US"/>
         </w:rPr>
-        <w:t>Ezra 8:22</w:t>
+        <w:t>Ezra 8:22 (#1)</w:t>
       </w:r>
       <w:r>
         <w:rPr>
@@ -3650,7 +3650,7 @@
         <w:rPr>
           <w:lang w:val="en_US" w:bidi="en_US"/>
         </w:rPr>
-        <w:t>Ezra 8:29</w:t>
+        <w:t>Ezra 8:29 (#1)</w:t>
       </w:r>
       <w:r>
         <w:rPr>
@@ -3713,7 +3713,7 @@
         <w:rPr>
           <w:lang w:val="en_US" w:bidi="en_US"/>
         </w:rPr>
-        <w:t>Ezra 8:31</w:t>
+        <w:t>Ezra 8:31 (#1)</w:t>
       </w:r>
       <w:r>
         <w:rPr>
@@ -3776,7 +3776,7 @@
         <w:rPr>
           <w:lang w:val="en_US" w:bidi="en_US"/>
         </w:rPr>
-        <w:t>Ezra 8:36</w:t>
+        <w:t>Ezra 8:36 (#1)</w:t>
       </w:r>
       <w:r>
         <w:rPr>
@@ -3839,7 +3839,7 @@
         <w:rPr>
           <w:lang w:val="en_US" w:bidi="en_US"/>
         </w:rPr>
-        <w:t>Ezra 9:2</w:t>
+        <w:t>Ezra 9:2 (#1)</w:t>
       </w:r>
       <w:r>
         <w:rPr>
@@ -3902,7 +3902,7 @@
         <w:rPr>
           <w:lang w:val="en_US" w:bidi="en_US"/>
         </w:rPr>
-        <w:t>Ezra 9:3</w:t>
+        <w:t>Ezra 9:3 (#1)</w:t>
       </w:r>
       <w:r>
         <w:rPr>
@@ -3965,7 +3965,7 @@
         <w:rPr>
           <w:lang w:val="en_US" w:bidi="en_US"/>
         </w:rPr>
-        <w:t>Ezra 9:6</w:t>
+        <w:t>Ezra 9:6 (#1)</w:t>
       </w:r>
       <w:r>
         <w:rPr>
@@ -4028,7 +4028,7 @@
         <w:rPr>
           <w:lang w:val="en_US" w:bidi="en_US"/>
         </w:rPr>
-        <w:t>Ezra 9:9</w:t>
+        <w:t>Ezra 9:9 (#1)</w:t>
       </w:r>
       <w:r>
         <w:rPr>
@@ -4091,7 +4091,7 @@
         <w:rPr>
           <w:lang w:val="en_US" w:bidi="en_US"/>
         </w:rPr>
-        <w:t>Ezra 9:12</w:t>
+        <w:t>Ezra 9:12 (#1)</w:t>
       </w:r>
       <w:r>
         <w:rPr>
@@ -4154,7 +4154,7 @@
         <w:rPr>
           <w:lang w:val="en_US" w:bidi="en_US"/>
         </w:rPr>
-        <w:t>Ezra 9:13</w:t>
+        <w:t>Ezra 9:13 (#1)</w:t>
       </w:r>
       <w:r>
         <w:rPr>
@@ -4217,7 +4217,7 @@
         <w:rPr>
           <w:lang w:val="en_US" w:bidi="en_US"/>
         </w:rPr>
-        <w:t>Ezra 10:1</w:t>
+        <w:t>Ezra 10:1 (#1)</w:t>
       </w:r>
       <w:r>
         <w:rPr>
@@ -4280,7 +4280,7 @@
         <w:rPr>
           <w:lang w:val="en_US" w:bidi="en_US"/>
         </w:rPr>
-        <w:t>Ezra 10:3</w:t>
+        <w:t>Ezra 10:3 (#1)</w:t>
       </w:r>
       <w:r>
         <w:rPr>
@@ -4343,7 +4343,7 @@
         <w:rPr>
           <w:lang w:val="en_US" w:bidi="en_US"/>
         </w:rPr>
-        <w:t>Ezra 10:6</w:t>
+        <w:t>Ezra 10:6 (#1)</w:t>
       </w:r>
       <w:r>
         <w:rPr>
@@ -4406,7 +4406,7 @@
         <w:rPr>
           <w:lang w:val="en_US" w:bidi="en_US"/>
         </w:rPr>
-        <w:t>Ezra 10:8</w:t>
+        <w:t>Ezra 10:8 (#1)</w:t>
       </w:r>
       <w:r>
         <w:rPr>
@@ -4469,7 +4469,7 @@
         <w:rPr>
           <w:lang w:val="en_US" w:bidi="en_US"/>
         </w:rPr>
-        <w:t>Ezra 10:9</w:t>
+        <w:t>Ezra 10:9 (#1)</w:t>
       </w:r>
       <w:r>
         <w:rPr>
@@ -4532,7 +4532,7 @@
         <w:rPr>
           <w:lang w:val="en_US" w:bidi="en_US"/>
         </w:rPr>
-        <w:t>Ezra 10:13</w:t>
+        <w:t>Ezra 10:13 (#1)</w:t>
       </w:r>
       <w:r>
         <w:rPr>
@@ -4595,7 +4595,7 @@
         <w:rPr>
           <w:lang w:val="en_US" w:bidi="en_US"/>
         </w:rPr>
-        <w:t>Ezra 10:17</w:t>
+        <w:t>Ezra 10:17 (#1)</w:t>
       </w:r>
       <w:r>
         <w:rPr>
@@ -4658,7 +4658,7 @@
         <w:rPr>
           <w:lang w:val="en_US" w:bidi="en_US"/>
         </w:rPr>
-        <w:t>Ezra 10:19</w:t>
+        <w:t>Ezra 10:19 (#1)</w:t>
       </w:r>
       <w:r>
         <w:rPr>

--- a/eng/docx/15.content.docx
+++ b/eng/docx/15.content.docx
@@ -520,7 +520,7 @@
           <w:b/>
           <w:lang w:val="en_US" w:bidi="en_US"/>
         </w:rPr>
-        <w:t>Why were some of the the priests’ descendants excluded from the priesthood?</w:t>
+        <w:t>Why were some of the priests’ descendants excluded from the priesthood?</w:t>
       </w:r>
     </w:p>
     <w:p>
